--- a/passport/Шаблоны/Паспорт_Статика_МЦД.docx
+++ b/passport/Шаблоны/Паспорт_Статика_МЦД.docx
@@ -273,7 +273,7 @@
       <w:pPr>
         <w:pStyle w:val="R14"/>
         <w:spacing w:lineRule="auto" w:line="276"/>
-        <w:ind w:left="-125" w:right="1683" w:firstLine="0"/>
+        <w:ind w:left="-432" w:right="3186" w:firstLine="0"/>
         <w:jc w:val="center"/>
         <w:rPr/>
       </w:pPr>
@@ -674,7 +674,7 @@
                 <w:lang w:val="en-US" w:eastAsia="en-US"/>
               </w:rPr>
               <w:tab/>
-              <w:t>3</w:t>
+              <w:t>2</w:t>
             </w:r>
           </w:hyperlink>
         </w:p>
@@ -694,7 +694,7 @@
               </w:rPr>
               <w:t>2. Условия эксплуатации</w:t>
               <w:tab/>
-              <w:t>3</w:t>
+              <w:t>2</w:t>
             </w:r>
           </w:hyperlink>
         </w:p>
@@ -714,7 +714,7 @@
               </w:rPr>
               <w:t>3. Технические данные и характеристики</w:t>
               <w:tab/>
-              <w:t>4</w:t>
+              <w:t>3</w:t>
             </w:r>
           </w:hyperlink>
         </w:p>
@@ -733,7 +733,7 @@
               </w:rPr>
               <w:t>4. Хранение</w:t>
               <w:tab/>
-              <w:t>4</w:t>
+              <w:t>3</w:t>
             </w:r>
           </w:hyperlink>
         </w:p>
@@ -752,7 +752,7 @@
               </w:rPr>
               <w:t>5. Транспортирование</w:t>
               <w:tab/>
-              <w:t>4</w:t>
+              <w:t>3</w:t>
             </w:r>
           </w:hyperlink>
         </w:p>
@@ -771,7 +771,7 @@
               </w:rPr>
               <w:t>6. Гарантии предприятия-изготовителя</w:t>
               <w:tab/>
-              <w:t>5</w:t>
+              <w:t>3</w:t>
             </w:r>
           </w:hyperlink>
         </w:p>
@@ -790,7 +790,7 @@
               </w:rPr>
               <w:t>7. Приложение №1</w:t>
               <w:tab/>
-              <w:t>7</w:t>
+              <w:t>5</w:t>
             </w:r>
           </w:hyperlink>
         </w:p>
@@ -809,7 +809,7 @@
               </w:rPr>
               <w:t>Лист выдачи изделия</w:t>
               <w:tab/>
-              <w:t>9</w:t>
+              <w:t>6</w:t>
             </w:r>
           </w:hyperlink>
         </w:p>
@@ -828,7 +828,7 @@
               </w:rPr>
               <w:t>Гарантийный талон</w:t>
               <w:tab/>
-              <w:t>10</w:t>
+              <w:t>7</w:t>
             </w:r>
           </w:hyperlink>
         </w:p>
@@ -2955,6 +2955,7 @@
     <w:p>
       <w:pPr>
         <w:pStyle w:val="Normal"/>
+        <w:pageBreakBefore/>
         <w:spacing w:before="0" w:after="192"/>
         <w:rPr>
           <w:rFonts w:ascii="GOST 2.304 type A" w:hAnsi="GOST 2.304 type A" w:cs="GOST 2.304 type A" w:eastAsia="GOST 2.304 type A"/>

--- a/passport/Шаблоны/Паспорт_Статика_МЦД.docx
+++ b/passport/Шаблоны/Паспорт_Статика_МЦД.docx
@@ -3488,6 +3488,49 @@
         </w:rPr>
       </w:pPr>
       <w:r>
+        <w:drawing>
+          <wp:anchor xmlns:a="http://schemas.openxmlformats.org/drawingml/2006/main" xmlns:pic="http://schemas.openxmlformats.org/drawingml/2006/picture" distT="0" distB="0" distL="0" distR="0" simplePos="0" relativeHeight="251660008" behindDoc="0" locked="0" layoutInCell="1" allowOverlap="1">
+            <wp:simplePos x="0" y="0"/>
+            <wp:positionH relativeFrom="page">
+              <wp:posOffset>4340170</wp:posOffset>
+            </wp:positionH>
+            <wp:positionV relativeFrom="paragraph">
+              <wp:posOffset>-177185</wp:posOffset>
+            </wp:positionV>
+            <wp:extent cx="1152000" cy="288000"/>
+            <wp:effectExtent l="0" t="0" r="0" b="0"/>
+            <wp:wrapNone/>
+            <wp:docPr id="8" name="Дата Дудин" descr="[[ДАТА_ДУДИН]]"/>
+            <wp:cNvGraphicFramePr/>
+            <a:graphic>
+              <a:graphicData uri="http://schemas.openxmlformats.org/drawingml/2006/picture">
+                <pic:pic>
+                  <pic:nvPicPr>
+                    <pic:cNvPr id="8" name="Дата Дудин"/>
+                    <pic:cNvPicPr/>
+                  </pic:nvPicPr>
+                  <pic:blipFill>
+                    <a:blip r:embed="rId16"/>
+                    <a:stretch>
+                      <a:fillRect/>
+                    </a:stretch>
+                  </pic:blipFill>
+                  <pic:spPr>
+                    <a:xfrm>
+                      <a:off x="0" y="0"/>
+                      <a:ext cx="1152000" cy="288000"/>
+                    </a:xfrm>
+                    <a:prstGeom prst="rect">
+                      <a:avLst/>
+                    </a:prstGeom>
+                  </pic:spPr>
+                </pic:pic>
+              </a:graphicData>
+            </a:graphic>
+          </wp:anchor>
+        </w:drawing>
+      </w:r>
+      <w:r>
         <w:rPr>
           <w:rFonts w:cs="GOST 2.304 type A" w:ascii="GOST 2.304 type A" w:hAnsi="GOST 2.304 type A" w:eastAsia="GOST 2.304 type A"/>
         </w:rPr>
@@ -4245,6 +4288,49 @@
           <w:color w:val="000000"/>
         </w:rPr>
       </w:pPr>
+      <w:r>
+        <w:drawing>
+          <wp:anchor xmlns:a="http://schemas.openxmlformats.org/drawingml/2006/main" xmlns:pic="http://schemas.openxmlformats.org/drawingml/2006/picture" distT="0" distB="0" distL="0" distR="0" simplePos="0" relativeHeight="251660009" behindDoc="0" locked="0" layoutInCell="1" allowOverlap="1">
+            <wp:simplePos x="0" y="0"/>
+            <wp:positionH relativeFrom="page">
+              <wp:posOffset>5958806</wp:posOffset>
+            </wp:positionH>
+            <wp:positionV relativeFrom="paragraph">
+              <wp:posOffset>-149611</wp:posOffset>
+            </wp:positionV>
+            <wp:extent cx="1152000" cy="288000"/>
+            <wp:effectExtent l="0" t="0" r="0" b="0"/>
+            <wp:wrapNone/>
+            <wp:docPr id="9" name="Дата Заливакин" descr="[[ДАТА_ЗАЛИВАКИН]]"/>
+            <wp:cNvGraphicFramePr/>
+            <a:graphic>
+              <a:graphicData uri="http://schemas.openxmlformats.org/drawingml/2006/picture">
+                <pic:pic>
+                  <pic:nvPicPr>
+                    <pic:cNvPr id="9" name="Дата Заливакин"/>
+                    <pic:cNvPicPr/>
+                  </pic:nvPicPr>
+                  <pic:blipFill>
+                    <a:blip r:embed="rId16"/>
+                    <a:stretch>
+                      <a:fillRect/>
+                    </a:stretch>
+                  </pic:blipFill>
+                  <pic:spPr>
+                    <a:xfrm>
+                      <a:off x="0" y="0"/>
+                      <a:ext cx="1152000" cy="288000"/>
+                    </a:xfrm>
+                    <a:prstGeom prst="rect">
+                      <a:avLst/>
+                    </a:prstGeom>
+                  </pic:spPr>
+                </pic:pic>
+              </a:graphicData>
+            </a:graphic>
+          </wp:anchor>
+        </w:drawing>
+      </w:r>
       <w:r>
         <w:rPr>
           <w:rFonts w:eastAsia="GOST 2.304 type A" w:cs="GOST 2.304 type A" w:ascii="GOST 2.304 type A" w:hAnsi="GOST 2.304 type A"/>

--- a/passport/Шаблоны/Паспорт_Статика_МЦД.docx
+++ b/passport/Шаблоны/Паспорт_Статика_МЦД.docx
@@ -239,7 +239,8 @@
       <w:pPr>
         <w:pStyle w:val="R14"/>
         <w:spacing w:lineRule="auto" w:line="360"/>
-        <w:ind w:left="0" w:right="0"/>
+        <w:ind w:left="-489" w:right="2223" w:firstLine="0"/>
+        <w:jc w:val="center"/>
         <w:rPr>
           <w:rFonts w:ascii="RussianRail G Pro" w:hAnsi="RussianRail G Pro" w:cs="RussianRail G Pro"/>
           <w:color w:val="FFFFFF"/>
@@ -256,7 +257,7 @@
           <w:szCs w:val="60"/>
           <w:lang w:val="ru-RU"/>
         </w:rPr>
-        <w:t xml:space="preserve">  </w:t>
+        <w:t xml:space="preserve"/>
       </w:r>
       <w:r>
         <w:rPr>
@@ -290,139 +291,29 @@
     </w:p>
     <w:p>
       <w:pPr>
-        <w:pStyle w:val="R14"/>
-        <w:spacing w:lineRule="auto" w:line="276"/>
-        <w:ind w:left="0" w:right="0"/>
-        <w:rPr>
-          <w:rFonts w:ascii="RussianRail G Pro" w:hAnsi="RussianRail G Pro" w:cs="RussianRail G Pro"/>
-          <w:color w:val="FFFFFF"/>
-          <w:sz w:val="48"/>
-          <w:szCs w:val="64"/>
+        <w:pStyle w:val="Rnewpage"/>
+        <w:rPr>
+          <w:rFonts w:ascii="GOST 2.304 type A" w:hAnsi="GOST 2.304 type A" w:cs="GOST 2.304 type A" w:eastAsia="GOST 2.304 type A"/>
+          <w:i w:val="false"/>
+          <w:i w:val="false"/>
+          <w:caps w:val="false"/>
+          <w:smallCaps w:val="false"/>
+          <w:sz w:val="24"/>
+          <w:szCs w:val="24"/>
           <w:lang w:val="ru-RU"/>
         </w:rPr>
       </w:pPr>
       <w:r>
         <w:rPr>
-          <w:rFonts w:cs="RussianRail G Pro" w:ascii="RussianRail G Pro" w:hAnsi="RussianRail G Pro"/>
-          <w:color w:val="FFFFFF"/>
-          <w:sz w:val="48"/>
-          <w:szCs w:val="64"/>
+          <w:rFonts w:cs="GOST 2.304 type A" w:ascii="GOST 2.304 type A" w:hAnsi="GOST 2.304 type A" w:eastAsia="GOST 2.304 type A"/>
+          <w:i w:val="false"/>
+          <w:caps w:val="false"/>
+          <w:smallCaps w:val="false"/>
+          <w:sz w:val="24"/>
+          <w:szCs w:val="24"/>
           <w:lang w:val="ru-RU"/>
         </w:rPr>
-      </w:r>
-    </w:p>
-    <w:p>
-      <w:pPr>
-        <w:pStyle w:val="R14"/>
-        <w:spacing w:lineRule="auto" w:line="240"/>
-        <w:ind w:left="0" w:right="0"/>
-        <w:jc w:val="center"/>
-        <w:rPr>
-          <w:rFonts w:ascii="Akrobat Bold" w:hAnsi="Akrobat Bold" w:cs="Akrobat Bold"/>
-          <w:color w:val="FFFFFF"/>
-          <w:sz w:val="64"/>
-          <w:szCs w:val="64"/>
-          <w:lang w:val="ru-RU"/>
-        </w:rPr>
-      </w:pPr>
-      <w:r>
-        <w:rPr>
-          <w:rFonts w:cs="Akrobat Bold" w:ascii="Akrobat Bold" w:hAnsi="Akrobat Bold"/>
-          <w:color w:val="FFFFFF"/>
-          <w:sz w:val="64"/>
-          <w:szCs w:val="64"/>
-          <w:lang w:val="ru-RU"/>
-        </w:rPr>
-      </w:r>
-    </w:p>
-    <w:p>
-      <w:pPr>
-        <w:pStyle w:val="R14"/>
-        <w:spacing w:lineRule="auto" w:line="240"/>
-        <w:ind w:left="0" w:right="0"/>
-        <w:jc w:val="center"/>
-        <w:rPr>
-          <w:rFonts w:ascii="Akrobat Bold" w:hAnsi="Akrobat Bold" w:cs="Akrobat Bold"/>
-          <w:color w:val="FFFFFF"/>
-          <w:sz w:val="56"/>
-          <w:szCs w:val="56"/>
-          <w:lang w:val="ru-RU"/>
-        </w:rPr>
-      </w:pPr>
-      <w:r>
-        <w:rPr>
-          <w:rFonts w:cs="Akrobat Bold" w:ascii="Akrobat Bold" w:hAnsi="Akrobat Bold"/>
-          <w:color w:val="FFFFFF"/>
-          <w:sz w:val="56"/>
-          <w:szCs w:val="56"/>
-          <w:lang w:val="ru-RU"/>
-        </w:rPr>
-      </w:r>
-    </w:p>
-    <w:p>
-      <w:pPr>
-        <w:pStyle w:val="R14"/>
-        <w:spacing w:lineRule="auto" w:line="240"/>
-        <w:ind w:left="0" w:right="0"/>
-        <w:jc w:val="center"/>
-        <w:rPr>
-          <w:rFonts w:ascii="Akrobat Bold" w:hAnsi="Akrobat Bold" w:cs="Akrobat Bold"/>
-          <w:sz w:val="56"/>
-          <w:szCs w:val="56"/>
-          <w:lang w:val="ru-RU"/>
-        </w:rPr>
-      </w:pPr>
-      <w:r>
-        <w:rPr>
-          <w:rFonts w:cs="Akrobat Bold" w:ascii="Akrobat Bold" w:hAnsi="Akrobat Bold"/>
-          <w:sz w:val="56"/>
-          <w:szCs w:val="56"/>
-          <w:lang w:val="ru-RU"/>
-        </w:rPr>
-      </w:r>
-    </w:p>
-    <w:p>
-      <w:pPr>
-        <w:pStyle w:val="R14"/>
-        <w:spacing w:lineRule="auto" w:line="240"/>
-        <w:ind w:left="0" w:right="0"/>
-        <w:jc w:val="center"/>
-        <w:rPr>
-          <w:rFonts w:ascii="Akrobat Bold" w:hAnsi="Akrobat Bold" w:cs="Akrobat Bold"/>
-          <w:sz w:val="56"/>
-          <w:szCs w:val="56"/>
-          <w:lang w:val="ru-RU"/>
-        </w:rPr>
-      </w:pPr>
-      <w:r>
-        <w:rPr>
-          <w:rFonts w:cs="Akrobat Bold" w:ascii="Akrobat Bold" w:hAnsi="Akrobat Bold"/>
-          <w:sz w:val="56"/>
-          <w:szCs w:val="56"/>
-          <w:lang w:val="ru-RU"/>
-        </w:rPr>
-      </w:r>
-    </w:p>
-    <w:p>
-      <w:pPr>
-        <w:pStyle w:val="R14"/>
-        <w:spacing w:lineRule="auto" w:line="240"/>
-        <w:ind w:left="0" w:right="0"/>
-        <w:jc w:val="center"/>
-        <w:rPr>
-          <w:rFonts w:ascii="Akrobat Bold" w:hAnsi="Akrobat Bold" w:cs="Akrobat Bold"/>
-          <w:sz w:val="56"/>
-          <w:szCs w:val="56"/>
-          <w:lang w:val="ru-RU"/>
-        </w:rPr>
-      </w:pPr>
-      <w:r>
-        <w:rPr>
-          <w:rFonts w:cs="Akrobat Bold" w:ascii="Akrobat Bold" w:hAnsi="Akrobat Bold"/>
-          <w:sz w:val="56"/>
-          <w:szCs w:val="56"/>
-          <w:lang w:val="ru-RU"/>
-        </w:rPr>
+        <w:t>Содержание</w:t>
       </w:r>
     </w:p>
     <w:sdt>

--- a/passport/Шаблоны/Паспорт_Статика_МЦД.docx
+++ b/passport/Шаблоны/Паспорт_Статика_МЦД.docx
@@ -338,15 +338,15 @@
           </w:r>
           <w:r>
             <w:rPr>
+              <w:rFonts w:cs="GOST 2.304 type A" w:ascii="GOST 2.304 type A" w:hAnsi="GOST 2.304 type A" w:eastAsia="GOST 2.304 type A"/>
               <w:bCs w:val="false"/>
-              <w:rFonts w:cs="GOST 2.304 type A" w:ascii="GOST 2.304 type A" w:hAnsi="GOST 2.304 type A" w:eastAsia="GOST 2.304 type A"/>
             </w:rPr>
             <w:instrText xml:space="preserve"> TOC \o "1-3" \h \z \u </w:instrText>
           </w:r>
           <w:r>
             <w:rPr>
+              <w:rFonts w:cs="GOST 2.304 type A" w:ascii="GOST 2.304 type A" w:hAnsi="GOST 2.304 type A" w:eastAsia="GOST 2.304 type A"/>
               <w:bCs w:val="false"/>
-              <w:rFonts w:cs="GOST 2.304 type A" w:ascii="GOST 2.304 type A" w:hAnsi="GOST 2.304 type A" w:eastAsia="GOST 2.304 type A"/>
             </w:rPr>
             <w:fldChar w:fldCharType="separate"/>
           </w:r>

--- a/passport/Шаблоны/Паспорт_Статика_МЦД.docx
+++ b/passport/Шаблоны/Паспорт_Статика_МЦД.docx
@@ -239,7 +239,8 @@
       <w:pPr>
         <w:pStyle w:val="R14"/>
         <w:spacing w:lineRule="auto" w:line="360"/>
-        <w:ind w:left="0" w:right="0"/>
+        <w:ind w:left="-489" w:right="2223" w:firstLine="0"/>
+        <w:jc w:val="center"/>
         <w:rPr>
           <w:rFonts w:ascii="RussianRail G Pro" w:hAnsi="RussianRail G Pro" w:cs="RussianRail G Pro"/>
           <w:color w:val="FFFFFF"/>
@@ -256,7 +257,7 @@
           <w:szCs w:val="60"/>
           <w:lang w:val="ru-RU"/>
         </w:rPr>
-        <w:t xml:space="preserve">  </w:t>
+        <w:t xml:space="preserve"/>
       </w:r>
       <w:r>
         <w:rPr>
@@ -273,7 +274,7 @@
       <w:pPr>
         <w:pStyle w:val="R14"/>
         <w:spacing w:lineRule="auto" w:line="276"/>
-        <w:ind w:left="-125" w:right="1683" w:firstLine="0"/>
+        <w:ind w:left="-432" w:right="3186" w:firstLine="0"/>
         <w:jc w:val="center"/>
         <w:rPr/>
       </w:pPr>
@@ -290,139 +291,29 @@
     </w:p>
     <w:p>
       <w:pPr>
-        <w:pStyle w:val="R14"/>
-        <w:spacing w:lineRule="auto" w:line="276"/>
-        <w:ind w:left="0" w:right="0"/>
-        <w:rPr>
-          <w:rFonts w:ascii="RussianRail G Pro" w:hAnsi="RussianRail G Pro" w:cs="RussianRail G Pro"/>
-          <w:color w:val="FFFFFF"/>
-          <w:sz w:val="48"/>
-          <w:szCs w:val="64"/>
+        <w:pStyle w:val="Rnewpage"/>
+        <w:rPr>
+          <w:rFonts w:ascii="GOST 2.304 type A" w:hAnsi="GOST 2.304 type A" w:cs="GOST 2.304 type A" w:eastAsia="GOST 2.304 type A"/>
+          <w:i w:val="false"/>
+          <w:i w:val="false"/>
+          <w:caps w:val="false"/>
+          <w:smallCaps w:val="false"/>
+          <w:sz w:val="24"/>
+          <w:szCs w:val="24"/>
           <w:lang w:val="ru-RU"/>
         </w:rPr>
       </w:pPr>
       <w:r>
         <w:rPr>
-          <w:rFonts w:cs="RussianRail G Pro" w:ascii="RussianRail G Pro" w:hAnsi="RussianRail G Pro"/>
-          <w:color w:val="FFFFFF"/>
-          <w:sz w:val="48"/>
-          <w:szCs w:val="64"/>
+          <w:rFonts w:cs="GOST 2.304 type A" w:ascii="GOST 2.304 type A" w:hAnsi="GOST 2.304 type A" w:eastAsia="GOST 2.304 type A"/>
+          <w:i w:val="false"/>
+          <w:caps w:val="false"/>
+          <w:smallCaps w:val="false"/>
+          <w:sz w:val="24"/>
+          <w:szCs w:val="24"/>
           <w:lang w:val="ru-RU"/>
         </w:rPr>
-      </w:r>
-    </w:p>
-    <w:p>
-      <w:pPr>
-        <w:pStyle w:val="R14"/>
-        <w:spacing w:lineRule="auto" w:line="240"/>
-        <w:ind w:left="0" w:right="0"/>
-        <w:jc w:val="center"/>
-        <w:rPr>
-          <w:rFonts w:ascii="Akrobat Bold" w:hAnsi="Akrobat Bold" w:cs="Akrobat Bold"/>
-          <w:color w:val="FFFFFF"/>
-          <w:sz w:val="64"/>
-          <w:szCs w:val="64"/>
-          <w:lang w:val="ru-RU"/>
-        </w:rPr>
-      </w:pPr>
-      <w:r>
-        <w:rPr>
-          <w:rFonts w:cs="Akrobat Bold" w:ascii="Akrobat Bold" w:hAnsi="Akrobat Bold"/>
-          <w:color w:val="FFFFFF"/>
-          <w:sz w:val="64"/>
-          <w:szCs w:val="64"/>
-          <w:lang w:val="ru-RU"/>
-        </w:rPr>
-      </w:r>
-    </w:p>
-    <w:p>
-      <w:pPr>
-        <w:pStyle w:val="R14"/>
-        <w:spacing w:lineRule="auto" w:line="240"/>
-        <w:ind w:left="0" w:right="0"/>
-        <w:jc w:val="center"/>
-        <w:rPr>
-          <w:rFonts w:ascii="Akrobat Bold" w:hAnsi="Akrobat Bold" w:cs="Akrobat Bold"/>
-          <w:color w:val="FFFFFF"/>
-          <w:sz w:val="56"/>
-          <w:szCs w:val="56"/>
-          <w:lang w:val="ru-RU"/>
-        </w:rPr>
-      </w:pPr>
-      <w:r>
-        <w:rPr>
-          <w:rFonts w:cs="Akrobat Bold" w:ascii="Akrobat Bold" w:hAnsi="Akrobat Bold"/>
-          <w:color w:val="FFFFFF"/>
-          <w:sz w:val="56"/>
-          <w:szCs w:val="56"/>
-          <w:lang w:val="ru-RU"/>
-        </w:rPr>
-      </w:r>
-    </w:p>
-    <w:p>
-      <w:pPr>
-        <w:pStyle w:val="R14"/>
-        <w:spacing w:lineRule="auto" w:line="240"/>
-        <w:ind w:left="0" w:right="0"/>
-        <w:jc w:val="center"/>
-        <w:rPr>
-          <w:rFonts w:ascii="Akrobat Bold" w:hAnsi="Akrobat Bold" w:cs="Akrobat Bold"/>
-          <w:sz w:val="56"/>
-          <w:szCs w:val="56"/>
-          <w:lang w:val="ru-RU"/>
-        </w:rPr>
-      </w:pPr>
-      <w:r>
-        <w:rPr>
-          <w:rFonts w:cs="Akrobat Bold" w:ascii="Akrobat Bold" w:hAnsi="Akrobat Bold"/>
-          <w:sz w:val="56"/>
-          <w:szCs w:val="56"/>
-          <w:lang w:val="ru-RU"/>
-        </w:rPr>
-      </w:r>
-    </w:p>
-    <w:p>
-      <w:pPr>
-        <w:pStyle w:val="R14"/>
-        <w:spacing w:lineRule="auto" w:line="240"/>
-        <w:ind w:left="0" w:right="0"/>
-        <w:jc w:val="center"/>
-        <w:rPr>
-          <w:rFonts w:ascii="Akrobat Bold" w:hAnsi="Akrobat Bold" w:cs="Akrobat Bold"/>
-          <w:sz w:val="56"/>
-          <w:szCs w:val="56"/>
-          <w:lang w:val="ru-RU"/>
-        </w:rPr>
-      </w:pPr>
-      <w:r>
-        <w:rPr>
-          <w:rFonts w:cs="Akrobat Bold" w:ascii="Akrobat Bold" w:hAnsi="Akrobat Bold"/>
-          <w:sz w:val="56"/>
-          <w:szCs w:val="56"/>
-          <w:lang w:val="ru-RU"/>
-        </w:rPr>
-      </w:r>
-    </w:p>
-    <w:p>
-      <w:pPr>
-        <w:pStyle w:val="R14"/>
-        <w:spacing w:lineRule="auto" w:line="240"/>
-        <w:ind w:left="0" w:right="0"/>
-        <w:jc w:val="center"/>
-        <w:rPr>
-          <w:rFonts w:ascii="Akrobat Bold" w:hAnsi="Akrobat Bold" w:cs="Akrobat Bold"/>
-          <w:sz w:val="56"/>
-          <w:szCs w:val="56"/>
-          <w:lang w:val="ru-RU"/>
-        </w:rPr>
-      </w:pPr>
-      <w:r>
-        <w:rPr>
-          <w:rFonts w:cs="Akrobat Bold" w:ascii="Akrobat Bold" w:hAnsi="Akrobat Bold"/>
-          <w:sz w:val="56"/>
-          <w:szCs w:val="56"/>
-          <w:lang w:val="ru-RU"/>
-        </w:rPr>
+        <w:t>Содержание</w:t>
       </w:r>
     </w:p>
     <w:sdt>
@@ -447,15 +338,15 @@
           </w:r>
           <w:r>
             <w:rPr>
+              <w:rFonts w:cs="GOST 2.304 type A" w:ascii="GOST 2.304 type A" w:hAnsi="GOST 2.304 type A" w:eastAsia="GOST 2.304 type A"/>
               <w:bCs w:val="false"/>
-              <w:rFonts w:cs="GOST 2.304 type A" w:ascii="GOST 2.304 type A" w:hAnsi="GOST 2.304 type A" w:eastAsia="GOST 2.304 type A"/>
             </w:rPr>
             <w:instrText xml:space="preserve"> TOC \o "1-3" \h \z \u </w:instrText>
           </w:r>
           <w:r>
             <w:rPr>
+              <w:rFonts w:cs="GOST 2.304 type A" w:ascii="GOST 2.304 type A" w:hAnsi="GOST 2.304 type A" w:eastAsia="GOST 2.304 type A"/>
               <w:bCs w:val="false"/>
-              <w:rFonts w:cs="GOST 2.304 type A" w:ascii="GOST 2.304 type A" w:hAnsi="GOST 2.304 type A" w:eastAsia="GOST 2.304 type A"/>
             </w:rPr>
             <w:fldChar w:fldCharType="separate"/>
           </w:r>
@@ -674,7 +565,7 @@
                 <w:lang w:val="en-US" w:eastAsia="en-US"/>
               </w:rPr>
               <w:tab/>
-              <w:t>3</w:t>
+              <w:t>2</w:t>
             </w:r>
           </w:hyperlink>
         </w:p>
@@ -694,7 +585,7 @@
               </w:rPr>
               <w:t>2. Условия эксплуатации</w:t>
               <w:tab/>
-              <w:t>3</w:t>
+              <w:t>2</w:t>
             </w:r>
           </w:hyperlink>
         </w:p>
@@ -714,7 +605,7 @@
               </w:rPr>
               <w:t>3. Технические данные и характеристики</w:t>
               <w:tab/>
-              <w:t>4</w:t>
+              <w:t>3</w:t>
             </w:r>
           </w:hyperlink>
         </w:p>
@@ -733,7 +624,7 @@
               </w:rPr>
               <w:t>4. Хранение</w:t>
               <w:tab/>
-              <w:t>4</w:t>
+              <w:t>3</w:t>
             </w:r>
           </w:hyperlink>
         </w:p>
@@ -752,7 +643,7 @@
               </w:rPr>
               <w:t>5. Транспортирование</w:t>
               <w:tab/>
-              <w:t>4</w:t>
+              <w:t>3</w:t>
             </w:r>
           </w:hyperlink>
         </w:p>
@@ -771,7 +662,7 @@
               </w:rPr>
               <w:t>6. Гарантии предприятия-изготовителя</w:t>
               <w:tab/>
-              <w:t>5</w:t>
+              <w:t>3</w:t>
             </w:r>
           </w:hyperlink>
         </w:p>
@@ -790,7 +681,7 @@
               </w:rPr>
               <w:t>7. Приложение №1</w:t>
               <w:tab/>
-              <w:t>7</w:t>
+              <w:t>5</w:t>
             </w:r>
           </w:hyperlink>
         </w:p>
@@ -809,7 +700,7 @@
               </w:rPr>
               <w:t>Лист выдачи изделия</w:t>
               <w:tab/>
-              <w:t>9</w:t>
+              <w:t>6</w:t>
             </w:r>
           </w:hyperlink>
         </w:p>
@@ -828,7 +719,7 @@
               </w:rPr>
               <w:t>Гарантийный талон</w:t>
               <w:tab/>
-              <w:t>10</w:t>
+              <w:t>7</w:t>
             </w:r>
           </w:hyperlink>
         </w:p>
@@ -2955,6 +2846,7 @@
     <w:p>
       <w:pPr>
         <w:pStyle w:val="Normal"/>
+        <w:pageBreakBefore/>
         <w:spacing w:before="0" w:after="192"/>
         <w:rPr>
           <w:rFonts w:ascii="GOST 2.304 type A" w:hAnsi="GOST 2.304 type A" w:cs="GOST 2.304 type A" w:eastAsia="GOST 2.304 type A"/>
@@ -3486,6 +3378,49 @@
           <w:rFonts w:ascii="GOST 2.304 type A" w:hAnsi="GOST 2.304 type A" w:cs="GOST 2.304 type A" w:eastAsia="GOST 2.304 type A"/>
         </w:rPr>
       </w:pPr>
+      <w:r>
+        <w:drawing>
+          <wp:anchor xmlns:a="http://schemas.openxmlformats.org/drawingml/2006/main" xmlns:pic="http://schemas.openxmlformats.org/drawingml/2006/picture" distT="0" distB="0" distL="0" distR="0" simplePos="0" relativeHeight="251660008" behindDoc="0" locked="0" layoutInCell="1" allowOverlap="1">
+            <wp:simplePos x="0" y="0"/>
+            <wp:positionH relativeFrom="page">
+              <wp:posOffset>4340170</wp:posOffset>
+            </wp:positionH>
+            <wp:positionV relativeFrom="paragraph">
+              <wp:posOffset>-177185</wp:posOffset>
+            </wp:positionV>
+            <wp:extent cx="1152000" cy="288000"/>
+            <wp:effectExtent l="0" t="0" r="0" b="0"/>
+            <wp:wrapNone/>
+            <wp:docPr id="8" name="Дата Дудин" descr="[[ДАТА_ДУДИН]]"/>
+            <wp:cNvGraphicFramePr/>
+            <a:graphic>
+              <a:graphicData uri="http://schemas.openxmlformats.org/drawingml/2006/picture">
+                <pic:pic>
+                  <pic:nvPicPr>
+                    <pic:cNvPr id="8" name="Дата Дудин"/>
+                    <pic:cNvPicPr/>
+                  </pic:nvPicPr>
+                  <pic:blipFill>
+                    <a:blip r:embed="rId16"/>
+                    <a:stretch>
+                      <a:fillRect/>
+                    </a:stretch>
+                  </pic:blipFill>
+                  <pic:spPr>
+                    <a:xfrm>
+                      <a:off x="0" y="0"/>
+                      <a:ext cx="1152000" cy="288000"/>
+                    </a:xfrm>
+                    <a:prstGeom prst="rect">
+                      <a:avLst/>
+                    </a:prstGeom>
+                  </pic:spPr>
+                </pic:pic>
+              </a:graphicData>
+            </a:graphic>
+          </wp:anchor>
+        </w:drawing>
+      </w:r>
       <w:r>
         <w:rPr>
           <w:rFonts w:cs="GOST 2.304 type A" w:ascii="GOST 2.304 type A" w:hAnsi="GOST 2.304 type A" w:eastAsia="GOST 2.304 type A"/>
@@ -4244,6 +4179,49 @@
           <w:color w:val="000000"/>
         </w:rPr>
       </w:pPr>
+      <w:r>
+        <w:drawing>
+          <wp:anchor xmlns:a="http://schemas.openxmlformats.org/drawingml/2006/main" xmlns:pic="http://schemas.openxmlformats.org/drawingml/2006/picture" distT="0" distB="0" distL="0" distR="0" simplePos="0" relativeHeight="251660009" behindDoc="0" locked="0" layoutInCell="1" allowOverlap="1">
+            <wp:simplePos x="0" y="0"/>
+            <wp:positionH relativeFrom="page">
+              <wp:posOffset>5958806</wp:posOffset>
+            </wp:positionH>
+            <wp:positionV relativeFrom="paragraph">
+              <wp:posOffset>-149611</wp:posOffset>
+            </wp:positionV>
+            <wp:extent cx="1152000" cy="288000"/>
+            <wp:effectExtent l="0" t="0" r="0" b="0"/>
+            <wp:wrapNone/>
+            <wp:docPr id="9" name="Дата Заливакин" descr="[[ДАТА_ЗАЛИВАКИН]]"/>
+            <wp:cNvGraphicFramePr/>
+            <a:graphic>
+              <a:graphicData uri="http://schemas.openxmlformats.org/drawingml/2006/picture">
+                <pic:pic>
+                  <pic:nvPicPr>
+                    <pic:cNvPr id="9" name="Дата Заливакин"/>
+                    <pic:cNvPicPr/>
+                  </pic:nvPicPr>
+                  <pic:blipFill>
+                    <a:blip r:embed="rId16"/>
+                    <a:stretch>
+                      <a:fillRect/>
+                    </a:stretch>
+                  </pic:blipFill>
+                  <pic:spPr>
+                    <a:xfrm>
+                      <a:off x="0" y="0"/>
+                      <a:ext cx="1152000" cy="288000"/>
+                    </a:xfrm>
+                    <a:prstGeom prst="rect">
+                      <a:avLst/>
+                    </a:prstGeom>
+                  </pic:spPr>
+                </pic:pic>
+              </a:graphicData>
+            </a:graphic>
+          </wp:anchor>
+        </w:drawing>
+      </w:r>
       <w:r>
         <w:rPr>
           <w:rFonts w:eastAsia="GOST 2.304 type A" w:cs="GOST 2.304 type A" w:ascii="GOST 2.304 type A" w:hAnsi="GOST 2.304 type A"/>
